--- a/extrakty/doc/TC278WG5/extract_14907-2_(2012).docx
+++ b/extrakty/doc/TC278WG5/extract_14907-2_(2012).docx
@@ -24,7 +24,7 @@
           <w:sz w:val="40"/>
           <w:szCs w:val="40"/>
         </w:rPr>
-        <w:t>EXTRAKT z české technické normy</w:t>
+        <w:t xml:space="preserve">EXTRAKT z technické specifikace CEN</w:t>
       </w:r>
     </w:p>
     <w:p>
@@ -140,20 +140,20 @@
               </w:rPr>
             </w:pPr>
             <w:r>
-              <w:t>ČSN</w:t>
+              <w:t xml:space="preserve">CEN ISO/TS 14907-2</w:t>
             </w:r>
             <w:r>
-              <w:t xml:space="preserve"> P </w:t>
+              <w:t xml:space="preserve"/>
             </w:r>
             <w:r>
               <w:br/>
-              <w:t>C</w:t>
+              <w:t/>
             </w:r>
             <w:r>
-              <w:t>EN </w:t>
+              <w:t/>
             </w:r>
             <w:r>
-              <w:t>ISO/TS 14907-2</w:t>
+              <w:t/>
             </w:r>
             <w:r>
               <w:br/>
@@ -164,13 +164,13 @@
               <w:pStyle w:val="1StrTrZn"/>
             </w:pPr>
             <w:r>
-              <w:t>01</w:t>
+              <w:t xml:space="preserve"/>
             </w:r>
             <w:r>
-              <w:t xml:space="preserve"> </w:t>
+              <w:t xml:space="preserve"/>
             </w:r>
             <w:r>
-              <w:t>8381</w:t>
+              <w:t/>
             </w:r>
           </w:p>
         </w:tc>
@@ -191,19 +191,19 @@
         </w:rPr>
       </w:pPr>
       <w:r>
-        <w:t>Platí od</w:t>
-      </w:r>
-      <w:r>
-        <w:t xml:space="preserve"> dubna 2012</w:t>
+        <w:t xml:space="preserve">Vydána 2011, 79 stran</w:t>
+      </w:r>
+      <w:r>
+        <w:t xml:space="preserve"/>
       </w:r>
       <w:r>
         <w:tab/>
       </w:r>
       <w:r>
-        <w:t>70</w:t>
-      </w:r>
-      <w:r>
-        <w:t xml:space="preserve"> stran</w:t>
+        <w:t/>
+      </w:r>
+      <w:r>
+        <w:t xml:space="preserve"/>
       </w:r>
     </w:p>
     <w:p>
